--- a/documentacion/word/RecepcionElectronica/MU-RE-001-ManualUsuario.docx
+++ b/documentacion/word/RecepcionElectronica/MU-RE-001-ManualUsuario.docx
@@ -414,6 +414,22 @@
     </w:p>
     <w:p>
       <w:pPr>
+        <w:pStyle w:val="ListBullet"/>
+      </w:pPr>
+      <w:r>
+        <w:t>9.1 Cómo registrar un nuevo empleado</w:t>
+      </w:r>
+    </w:p>
+    <w:p>
+      <w:pPr>
+        <w:pStyle w:val="ListBullet"/>
+      </w:pPr>
+      <w:r>
+        <w:t>9.2 Directorio de empleados</w:t>
+      </w:r>
+    </w:p>
+    <w:p>
+      <w:pPr>
         <w:pStyle w:val="ListNumber"/>
       </w:pPr>
       <w:r>
@@ -757,6 +773,14 @@
       </w:r>
       <w:r>
         <w:t xml:space="preserve"> asignado a cada usuario; por ello, es posible que algunas pantallas descritas en este manual no estén disponibles para todos los perfiles.</w:t>
+      </w:r>
+    </w:p>
+    <w:p>
+      <w:pPr>
+        <w:pStyle w:val="ListBullet"/>
+      </w:pPr>
+      <w:r>
+        <w:t>Este manual describe la operación base de Recepción Electrónica. Los módulos opcionales o integraciones, como Contratistas, BioStar, Hikvision, Visitantes Avanzado, Registro Campo o Capacitaciones, se documentan en manuales o documentos de integración separados cuando aplican.</w:t>
       </w:r>
     </w:p>
     <w:p>
@@ -8491,6 +8515,127 @@
       </w:r>
       <w:r>
         <w:t xml:space="preserve"> consulta de empleados registrados.</w:t>
+      </w:r>
+    </w:p>
+    <w:p>
+      <w:pPr>
+        <w:pStyle w:val="Heading3"/>
+      </w:pPr>
+      <w:r/>
+      <w:r>
+        <w:t>9.2 Directorio de empleados</w:t>
+      </w:r>
+    </w:p>
+    <w:p>
+      <w:r>
+        <w:t xml:space="preserve">El </w:t>
+      </w:r>
+      <w:r>
+        <w:rPr>
+          <w:b/>
+        </w:rPr>
+        <w:t>Directorio</w:t>
+      </w:r>
+      <w:r>
+        <w:t xml:space="preserve"> permite consultar empleados registrados sin entrar al flujo completo de administración. Es útil para localizar rápidamente información de contacto, área, puesto o ubicación de una persona interna.</w:t>
+      </w:r>
+    </w:p>
+    <w:p>
+      <w:r>
+        <w:t>&gt; Disponible para perfiles autorizados. La información visible depende de los permisos del usuario y de los datos capturados para cada empleado.</w:t>
+      </w:r>
+    </w:p>
+    <w:p>
+      <w:r>
+        <w:rPr>
+          <w:b/>
+        </w:rPr>
+        <w:t>Uso general del Directorio:</w:t>
+      </w:r>
+    </w:p>
+    <w:p>
+      <w:r>
+        <w:rPr>
+          <w:b/>
+        </w:rPr>
+        <w:t>Paso 1.</w:t>
+      </w:r>
+      <w:r>
+        <w:t xml:space="preserve"> Ingrese a la opción </w:t>
+      </w:r>
+      <w:r>
+        <w:rPr>
+          <w:b/>
+        </w:rPr>
+        <w:t>Directorio</w:t>
+      </w:r>
+      <w:r>
+        <w:t xml:space="preserve"> desde el menú principal.</w:t>
+      </w:r>
+    </w:p>
+    <w:p>
+      <w:r>
+        <w:rPr>
+          <w:b/>
+        </w:rPr>
+        <w:t>Paso 2.</w:t>
+      </w:r>
+      <w:r>
+        <w:t xml:space="preserve"> Use el buscador o los filtros disponibles para localizar al empleado.</w:t>
+      </w:r>
+    </w:p>
+    <w:p>
+      <w:r>
+        <w:rPr>
+          <w:b/>
+        </w:rPr>
+        <w:t>Paso 3.</w:t>
+      </w:r>
+      <w:r>
+        <w:t xml:space="preserve"> Revise la información mostrada en la tabla o tarjeta de resultados.</w:t>
+      </w:r>
+    </w:p>
+    <w:p>
+      <w:r>
+        <w:rPr>
+          <w:b/>
+        </w:rPr>
+        <w:t>Paso 4.</w:t>
+      </w:r>
+      <w:r>
+        <w:t xml:space="preserve"> Si necesita modificar información, hágalo desde el módulo </w:t>
+      </w:r>
+      <w:r>
+        <w:rPr>
+          <w:b/>
+        </w:rPr>
+        <w:t>Empleados</w:t>
+      </w:r>
+      <w:r>
+        <w:t>, siempre que su perfil tenga permiso de edición.</w:t>
+      </w:r>
+    </w:p>
+    <w:p>
+      <w:r>
+        <w:t xml:space="preserve">&gt; </w:t>
+      </w:r>
+      <w:r>
+        <w:rPr>
+          <w:b/>
+        </w:rPr>
+        <w:t>Nota:</w:t>
+      </w:r>
+      <w:r>
+        <w:t xml:space="preserve"> El Directorio es principalmente de consulta. Para altas, bajas, activación, inactivación o cambios de datos, utilice el módulo </w:t>
+      </w:r>
+      <w:r>
+        <w:rPr>
+          <w:b/>
+        </w:rPr>
+        <w:t>Empleados</w:t>
+      </w:r>
+      <w:r>
+        <w:t>.</w:t>
       </w:r>
     </w:p>
     <w:p>

--- a/documentacion/word/RecepcionElectronica/MU-RE-001-ManualUsuario.docx
+++ b/documentacion/word/RecepcionElectronica/MU-RE-001-ManualUsuario.docx
@@ -1103,7 +1103,18 @@
           <w:rFonts w:ascii="Consolas" w:hAnsi="Consolas"/>
           <w:color w:val="C7254E"/>
         </w:rPr>
-        <w:t>[Foto: pantalla de configuración inicial — Ilustración 1]</w:t>
+        <w:t>[Foto: pantalla de configuración inicial]</w:t>
+      </w:r>
+    </w:p>
+    <w:p>
+      <w:r>
+        <w:rPr>
+          <w:b/>
+        </w:rPr>
+        <w:t>Ilustración 1.</w:t>
+      </w:r>
+      <w:r>
+        <w:t xml:space="preserve"> Configuración inicial</w:t>
       </w:r>
     </w:p>
     <w:tbl>
@@ -1332,7 +1343,18 @@
           <w:rFonts w:ascii="Consolas" w:hAnsi="Consolas"/>
           <w:color w:val="C7254E"/>
         </w:rPr>
-        <w:t>[Foto: pantalla de inicio de sesión — Ilustración 2]</w:t>
+        <w:t>[Foto: pantalla de inicio de sesión]</w:t>
+      </w:r>
+    </w:p>
+    <w:p>
+      <w:r>
+        <w:rPr>
+          <w:b/>
+        </w:rPr>
+        <w:t>Ilustración 2.</w:t>
+      </w:r>
+      <w:r>
+        <w:t xml:space="preserve"> Inicio de sesión</w:t>
       </w:r>
     </w:p>
     <w:tbl>
@@ -1581,7 +1603,18 @@
           <w:rFonts w:ascii="Consolas" w:hAnsi="Consolas"/>
           <w:color w:val="C7254E"/>
         </w:rPr>
-        <w:t>[Foto: pantalla de recuperación — captura de correo — Ilustración 3]</w:t>
+        <w:t>[Foto: pantalla de recuperación — captura de correo]</w:t>
+      </w:r>
+    </w:p>
+    <w:p>
+      <w:r>
+        <w:rPr>
+          <w:b/>
+        </w:rPr>
+        <w:t>Ilustración 3.</w:t>
+      </w:r>
+      <w:r>
+        <w:t xml:space="preserve"> Recuperar contraseña (envío de correo)</w:t>
       </w:r>
     </w:p>
     <w:p>
@@ -1601,7 +1634,18 @@
           <w:rFonts w:ascii="Consolas" w:hAnsi="Consolas"/>
           <w:color w:val="C7254E"/>
         </w:rPr>
-        <w:t>[Foto: pantalla de código de verificación — Ilustración 4]</w:t>
+        <w:t>[Foto: pantalla de código de verificación]</w:t>
+      </w:r>
+    </w:p>
+    <w:p>
+      <w:r>
+        <w:rPr>
+          <w:b/>
+        </w:rPr>
+        <w:t>Ilustración 4.</w:t>
+      </w:r>
+      <w:r>
+        <w:t xml:space="preserve"> Código de verificación</w:t>
       </w:r>
     </w:p>
     <w:p>
@@ -1621,7 +1665,18 @@
           <w:rFonts w:ascii="Consolas" w:hAnsi="Consolas"/>
           <w:color w:val="C7254E"/>
         </w:rPr>
-        <w:t>[Foto: pantalla de restablecer contraseña — Ilustración 5]</w:t>
+        <w:t>[Foto: pantalla de restablecer contraseña]</w:t>
+      </w:r>
+    </w:p>
+    <w:p>
+      <w:r>
+        <w:rPr>
+          <w:b/>
+        </w:rPr>
+        <w:t>Ilustración 5.</w:t>
+      </w:r>
+      <w:r>
+        <w:t xml:space="preserve"> Restablecer contraseña</w:t>
       </w:r>
     </w:p>
     <w:tbl>
@@ -1883,7 +1938,18 @@
           <w:rFonts w:ascii="Consolas" w:hAnsi="Consolas"/>
           <w:color w:val="C7254E"/>
         </w:rPr>
-        <w:t>[Foto: menú del perfil con la opción Cerrar sesión — Ilustración 25]</w:t>
+        <w:t>[Foto: menú del perfil con la opción Cerrar sesión]</w:t>
+      </w:r>
+    </w:p>
+    <w:p>
+      <w:r>
+        <w:rPr>
+          <w:b/>
+        </w:rPr>
+        <w:t>Ilustración 25.</w:t>
+      </w:r>
+      <w:r>
+        <w:t xml:space="preserve"> Menú de perfil / Cerrar sesión</w:t>
       </w:r>
     </w:p>
     <w:tbl>
@@ -2191,7 +2257,18 @@
           <w:rFonts w:ascii="Consolas" w:hAnsi="Consolas"/>
           <w:color w:val="C7254E"/>
         </w:rPr>
-        <w:t>[Foto: pantalla de editar perfil — Ilustración 6]</w:t>
+        <w:t>[Foto: pantalla de editar perfil]</w:t>
+      </w:r>
+    </w:p>
+    <w:p>
+      <w:r>
+        <w:rPr>
+          <w:b/>
+        </w:rPr>
+        <w:t>Ilustración 6.</w:t>
+      </w:r>
+      <w:r>
+        <w:t xml:space="preserve"> Editar perfil</w:t>
       </w:r>
     </w:p>
     <w:tbl>
@@ -2411,7 +2488,18 @@
           <w:rFonts w:ascii="Consolas" w:hAnsi="Consolas"/>
           <w:color w:val="C7254E"/>
         </w:rPr>
-        <w:t>[Foto: menú principal — Ilustración 7]</w:t>
+        <w:t>[Foto: menú principal]</w:t>
+      </w:r>
+    </w:p>
+    <w:p>
+      <w:r>
+        <w:rPr>
+          <w:b/>
+        </w:rPr>
+        <w:t>Ilustración 7.</w:t>
+      </w:r>
+      <w:r>
+        <w:t xml:space="preserve"> Menú principal</w:t>
       </w:r>
     </w:p>
     <w:tbl>
@@ -2783,7 +2871,18 @@
           <w:rFonts w:ascii="Consolas" w:hAnsi="Consolas"/>
           <w:color w:val="C7254E"/>
         </w:rPr>
-        <w:t>[Foto: composición de una tabla — Ilustración 8]</w:t>
+        <w:t>[Foto: composición de una tabla]</w:t>
+      </w:r>
+    </w:p>
+    <w:p>
+      <w:r>
+        <w:rPr>
+          <w:b/>
+        </w:rPr>
+        <w:t>Ilustración 8.</w:t>
+      </w:r>
+      <w:r>
+        <w:t xml:space="preserve"> Composición de tablas</w:t>
       </w:r>
     </w:p>
     <w:tbl>
@@ -4524,7 +4623,18 @@
           <w:rFonts w:ascii="Consolas" w:hAnsi="Consolas"/>
           <w:color w:val="C7254E"/>
         </w:rPr>
-        <w:t>[Foto: listado de visitantes — Ilustración 9]</w:t>
+        <w:t>[Foto: listado de visitantes]</w:t>
+      </w:r>
+    </w:p>
+    <w:p>
+      <w:r>
+        <w:rPr>
+          <w:b/>
+        </w:rPr>
+        <w:t>Ilustración 9.</w:t>
+      </w:r>
+      <w:r>
+        <w:t xml:space="preserve"> Listado de visitantes</w:t>
       </w:r>
     </w:p>
     <w:tbl>
@@ -5086,7 +5196,18 @@
           <w:rFonts w:ascii="Consolas" w:hAnsi="Consolas"/>
           <w:color w:val="C7254E"/>
         </w:rPr>
-        <w:t>[Foto: formulario de nuevo visitante — Ilustración 10]</w:t>
+        <w:t>[Foto: formulario de nuevo visitante]</w:t>
+      </w:r>
+    </w:p>
+    <w:p>
+      <w:r>
+        <w:rPr>
+          <w:b/>
+        </w:rPr>
+        <w:t>Ilustración 10.</w:t>
+      </w:r>
+      <w:r>
+        <w:t xml:space="preserve"> Nuevo visitante</w:t>
       </w:r>
     </w:p>
     <w:p>
@@ -5629,7 +5750,18 @@
           <w:rFonts w:ascii="Consolas" w:hAnsi="Consolas"/>
           <w:color w:val="C7254E"/>
         </w:rPr>
-        <w:t>[Foto: pantalla de verificación de visitante — Ilustración 11]</w:t>
+        <w:t>[Foto: pantalla de verificación de visitante]</w:t>
+      </w:r>
+    </w:p>
+    <w:p>
+      <w:r>
+        <w:rPr>
+          <w:b/>
+        </w:rPr>
+        <w:t>Ilustración 11.</w:t>
+      </w:r>
+      <w:r>
+        <w:t xml:space="preserve"> Verificación de visitante</w:t>
       </w:r>
     </w:p>
     <w:tbl>
@@ -5882,7 +6014,18 @@
           <w:rFonts w:ascii="Consolas" w:hAnsi="Consolas"/>
           <w:color w:val="C7254E"/>
         </w:rPr>
-        <w:t>[Foto: bitácora / registros de visita — Ilustración 12]</w:t>
+        <w:t>[Foto: bitácora / registros de visita]</w:t>
+      </w:r>
+    </w:p>
+    <w:p>
+      <w:r>
+        <w:rPr>
+          <w:b/>
+        </w:rPr>
+        <w:t>Ilustración 12.</w:t>
+      </w:r>
+      <w:r>
+        <w:t xml:space="preserve"> Bitácora / registros de visita</w:t>
       </w:r>
     </w:p>
     <w:tbl>
@@ -6383,7 +6526,18 @@
           <w:rFonts w:ascii="Consolas" w:hAnsi="Consolas"/>
           <w:color w:val="C7254E"/>
         </w:rPr>
-        <w:t>[Foto: formulario de nuevo registro de visita — Ilustración 13]</w:t>
+        <w:t>[Foto: formulario de nuevo registro de visita]</w:t>
+      </w:r>
+    </w:p>
+    <w:p>
+      <w:r>
+        <w:rPr>
+          <w:b/>
+        </w:rPr>
+        <w:t>Ilustración 13.</w:t>
+      </w:r>
+      <w:r>
+        <w:t xml:space="preserve"> Nuevo registro de visita</w:t>
       </w:r>
     </w:p>
     <w:p>
@@ -7084,7 +7238,18 @@
           <w:rFonts w:ascii="Consolas" w:hAnsi="Consolas"/>
           <w:color w:val="C7254E"/>
         </w:rPr>
-        <w:t>[Foto: envío de liga de registro — Ilustración 14]</w:t>
+        <w:t>[Foto: envío de liga de registro]</w:t>
+      </w:r>
+    </w:p>
+    <w:p>
+      <w:r>
+        <w:rPr>
+          <w:b/>
+        </w:rPr>
+        <w:t>Ilustración 14.</w:t>
+      </w:r>
+      <w:r>
+        <w:t xml:space="preserve"> Envío de liga de registro</w:t>
       </w:r>
     </w:p>
     <w:tbl>
@@ -7348,7 +7513,18 @@
           <w:rFonts w:ascii="Consolas" w:hAnsi="Consolas"/>
           <w:color w:val="C7254E"/>
         </w:rPr>
-        <w:t>[Foto: registro desde la liga (vista del visitante) — Ilustración 15]</w:t>
+        <w:t>[Foto: registro desde la liga (vista del visitante)]</w:t>
+      </w:r>
+    </w:p>
+    <w:p>
+      <w:r>
+        <w:rPr>
+          <w:b/>
+        </w:rPr>
+        <w:t>Ilustración 15.</w:t>
+      </w:r>
+      <w:r>
+        <w:t xml:space="preserve"> Registro desde la liga (visitante)</w:t>
       </w:r>
     </w:p>
     <w:p>
@@ -7399,7 +7575,18 @@
           <w:rFonts w:ascii="Consolas" w:hAnsi="Consolas"/>
           <w:color w:val="C7254E"/>
         </w:rPr>
-        <w:t>[Foto: listado de empleados — Ilustración 16]</w:t>
+        <w:t>[Foto: listado de empleados]</w:t>
+      </w:r>
+    </w:p>
+    <w:p>
+      <w:r>
+        <w:rPr>
+          <w:b/>
+        </w:rPr>
+        <w:t>Ilustración 16.</w:t>
+      </w:r>
+      <w:r>
+        <w:t xml:space="preserve"> Listado de empleados</w:t>
       </w:r>
     </w:p>
     <w:tbl>
@@ -7910,7 +8097,18 @@
           <w:rFonts w:ascii="Consolas" w:hAnsi="Consolas"/>
           <w:color w:val="C7254E"/>
         </w:rPr>
-        <w:t>[Foto: formulario de nuevo empleado — Ilustración 17]</w:t>
+        <w:t>[Foto: formulario de nuevo empleado]</w:t>
+      </w:r>
+    </w:p>
+    <w:p>
+      <w:r>
+        <w:rPr>
+          <w:b/>
+        </w:rPr>
+        <w:t>Ilustración 17.</w:t>
+      </w:r>
+      <w:r>
+        <w:t xml:space="preserve"> Nuevo empleado</w:t>
       </w:r>
     </w:p>
     <w:p>
@@ -8672,7 +8870,18 @@
           <w:rFonts w:ascii="Consolas" w:hAnsi="Consolas"/>
           <w:color w:val="C7254E"/>
         </w:rPr>
-        <w:t>[Foto: listado de usuarios — Ilustración 18]</w:t>
+        <w:t>[Foto: listado de usuarios]</w:t>
+      </w:r>
+    </w:p>
+    <w:p>
+      <w:r>
+        <w:rPr>
+          <w:b/>
+        </w:rPr>
+        <w:t>Ilustración 18.</w:t>
+      </w:r>
+      <w:r>
+        <w:t xml:space="preserve"> Listado de usuarios</w:t>
       </w:r>
     </w:p>
     <w:tbl>
@@ -9171,7 +9380,18 @@
           <w:rFonts w:ascii="Consolas" w:hAnsi="Consolas"/>
           <w:color w:val="C7254E"/>
         </w:rPr>
-        <w:t>[Foto: formulario de nuevo usuario — Ilustración 19]</w:t>
+        <w:t>[Foto: formulario de nuevo usuario]</w:t>
+      </w:r>
+    </w:p>
+    <w:p>
+      <w:r>
+        <w:rPr>
+          <w:b/>
+        </w:rPr>
+        <w:t>Ilustración 19.</w:t>
+      </w:r>
+      <w:r>
+        <w:t xml:space="preserve"> Nuevo usuario</w:t>
       </w:r>
     </w:p>
     <w:p>
@@ -9802,7 +10022,18 @@
           <w:rFonts w:ascii="Consolas" w:hAnsi="Consolas"/>
           <w:color w:val="C7254E"/>
         </w:rPr>
-        <w:t>[Foto: vista de kiosco — Ilustración 20]</w:t>
+        <w:t>[Foto: vista de kiosco]</w:t>
+      </w:r>
+    </w:p>
+    <w:p>
+      <w:r>
+        <w:rPr>
+          <w:b/>
+        </w:rPr>
+        <w:t>Ilustración 20.</w:t>
+      </w:r>
+      <w:r>
+        <w:t xml:space="preserve"> Kiosco</w:t>
       </w:r>
     </w:p>
     <w:tbl>
@@ -10008,7 +10239,18 @@
           <w:rFonts w:ascii="Consolas" w:hAnsi="Consolas"/>
           <w:color w:val="C7254E"/>
         </w:rPr>
-        <w:t>[Foto: escáner QR validando un acceso — Ilustración 21]</w:t>
+        <w:t>[Foto: escáner QR validando un acceso]</w:t>
+      </w:r>
+    </w:p>
+    <w:p>
+      <w:r>
+        <w:rPr>
+          <w:b/>
+        </w:rPr>
+        <w:t>Ilustración 21.</w:t>
+      </w:r>
+      <w:r>
+        <w:t xml:space="preserve"> Escáner QR</w:t>
       </w:r>
     </w:p>
     <w:tbl>
@@ -10272,7 +10514,18 @@
           <w:rFonts w:ascii="Consolas" w:hAnsi="Consolas"/>
           <w:color w:val="C7254E"/>
         </w:rPr>
-        <w:t>[Foto: pantalla de eventos — Ilustración 22]</w:t>
+        <w:t>[Foto: pantalla de eventos]</w:t>
+      </w:r>
+    </w:p>
+    <w:p>
+      <w:r>
+        <w:rPr>
+          <w:b/>
+        </w:rPr>
+        <w:t>Ilustración 22.</w:t>
+      </w:r>
+      <w:r>
+        <w:t xml:space="preserve"> Eventos</w:t>
       </w:r>
     </w:p>
     <w:tbl>
@@ -10560,7 +10813,18 @@
           <w:rFonts w:ascii="Consolas" w:hAnsi="Consolas"/>
           <w:color w:val="C7254E"/>
         </w:rPr>
-        <w:t>[Foto: pantalla de un catálogo — Ilustración 23]</w:t>
+        <w:t>[Foto: pantalla de un catálogo]</w:t>
+      </w:r>
+    </w:p>
+    <w:p>
+      <w:r>
+        <w:rPr>
+          <w:b/>
+        </w:rPr>
+        <w:t>Ilustración 23.</w:t>
+      </w:r>
+      <w:r>
+        <w:t xml:space="preserve"> Catálogos</w:t>
       </w:r>
     </w:p>
     <w:tbl>
@@ -11147,7 +11411,18 @@
           <w:rFonts w:ascii="Consolas" w:hAnsi="Consolas"/>
           <w:color w:val="C7254E"/>
         </w:rPr>
-        <w:t>[Foto: pantalla de reportes con filtros — Ilustración 24]</w:t>
+        <w:t>[Foto: pantalla de reportes con filtros]</w:t>
+      </w:r>
+    </w:p>
+    <w:p>
+      <w:r>
+        <w:rPr>
+          <w:b/>
+        </w:rPr>
+        <w:t>Ilustración 24.</w:t>
+      </w:r>
+      <w:r>
+        <w:t xml:space="preserve"> Reportes</w:t>
       </w:r>
     </w:p>
     <w:tbl>

--- a/documentacion/word/RecepcionElectronica/MU-RE-001-ManualUsuario.docx
+++ b/documentacion/word/RecepcionElectronica/MU-RE-001-ManualUsuario.docx
@@ -6,8 +6,10 @@
       <w:pPr>
         <w:pStyle w:val="Heading1"/>
       </w:pPr>
-      <w:r/>
-      <w:r>
+      <w:r>
+        <w:rPr>
+          <w:color w:val="1F4E79"/>
+        </w:rPr>
         <w:t>Manual de Usuario</w:t>
       </w:r>
     </w:p>
@@ -15,8 +17,10 @@
       <w:pPr>
         <w:pStyle w:val="Heading2"/>
       </w:pPr>
-      <w:r/>
-      <w:r>
+      <w:r>
+        <w:rPr>
+          <w:color w:val="1F4E79"/>
+        </w:rPr>
         <w:t>Recepción Electrónica (RE)</w:t>
       </w:r>
     </w:p>
@@ -44,11 +48,13 @@
             <w:r>
               <w:rPr>
                 <w:b/>
+                <w:color w:val="1F4E79"/>
               </w:rPr>
             </w:r>
             <w:r>
               <w:rPr>
                 <w:b/>
+                <w:color w:val="1F4E79"/>
               </w:rPr>
               <w:t>Campo</w:t>
             </w:r>
@@ -62,11 +68,13 @@
             <w:r>
               <w:rPr>
                 <w:b/>
+                <w:color w:val="1F4E79"/>
               </w:rPr>
             </w:r>
             <w:r>
               <w:rPr>
                 <w:b/>
+                <w:color w:val="1F4E79"/>
               </w:rPr>
               <w:t>Descripción</w:t>
             </w:r>
@@ -271,8 +279,10 @@
       <w:pPr>
         <w:pStyle w:val="Heading2"/>
       </w:pPr>
-      <w:r/>
-      <w:r>
+      <w:r>
+        <w:rPr>
+          <w:color w:val="1F4E79"/>
+        </w:rPr>
         <w:t>Contenido</w:t>
       </w:r>
     </w:p>
@@ -512,8 +522,10 @@
       <w:pPr>
         <w:pStyle w:val="Heading2"/>
       </w:pPr>
-      <w:r/>
-      <w:r>
+      <w:r>
+        <w:rPr>
+          <w:color w:val="1F4E79"/>
+        </w:rPr>
         <w:t>Contenido de imágenes</w:t>
       </w:r>
     </w:p>
@@ -721,8 +733,10 @@
       <w:pPr>
         <w:pStyle w:val="Heading2"/>
       </w:pPr>
-      <w:r/>
-      <w:r>
+      <w:r>
+        <w:rPr>
+          <w:color w:val="1F4E79"/>
+        </w:rPr>
         <w:t>1. Introducción</w:t>
       </w:r>
     </w:p>
@@ -856,8 +870,10 @@
       <w:pPr>
         <w:pStyle w:val="Heading2"/>
       </w:pPr>
-      <w:r/>
-      <w:r>
+      <w:r>
+        <w:rPr>
+          <w:color w:val="1F4E79"/>
+        </w:rPr>
         <w:t>2. Tipos de usuarios</w:t>
       </w:r>
     </w:p>
@@ -885,11 +901,13 @@
             <w:r>
               <w:rPr>
                 <w:b/>
+                <w:color w:val="1F4E79"/>
               </w:rPr>
             </w:r>
             <w:r>
               <w:rPr>
                 <w:b/>
+                <w:color w:val="1F4E79"/>
               </w:rPr>
               <w:t>Perfil</w:t>
             </w:r>
@@ -903,11 +921,13 @@
             <w:r>
               <w:rPr>
                 <w:b/>
+                <w:color w:val="1F4E79"/>
               </w:rPr>
             </w:r>
             <w:r>
               <w:rPr>
                 <w:b/>
+                <w:color w:val="1F4E79"/>
               </w:rPr>
               <w:t>Descripción</w:t>
             </w:r>
@@ -1061,8 +1081,11 @@
     </w:tbl>
     <w:p/>
     <w:p>
-      <w:r>
-        <w:t xml:space="preserve">&gt; Nota: El sistema admite </w:t>
+      <w:pPr>
+        <w:ind w:left="360"/>
+      </w:pPr>
+      <w:r>
+        <w:t xml:space="preserve">Nota: El sistema admite </w:t>
       </w:r>
       <w:r>
         <w:rPr>
@@ -1078,8 +1101,10 @@
       <w:pPr>
         <w:pStyle w:val="Heading2"/>
       </w:pPr>
-      <w:r/>
-      <w:r>
+      <w:r>
+        <w:rPr>
+          <w:color w:val="1F4E79"/>
+        </w:rPr>
         <w:t>3. Inicio (configuración inicial)</w:t>
       </w:r>
     </w:p>
@@ -1101,7 +1126,6 @@
       <w:r>
         <w:rPr>
           <w:rFonts w:ascii="Consolas" w:hAnsi="Consolas"/>
-          <w:color w:val="C7254E"/>
         </w:rPr>
         <w:t>[Foto: pantalla de configuración inicial]</w:t>
       </w:r>
@@ -1137,11 +1161,13 @@
             <w:r>
               <w:rPr>
                 <w:b/>
+                <w:color w:val="1F4E79"/>
               </w:rPr>
             </w:r>
             <w:r>
               <w:rPr>
                 <w:b/>
+                <w:color w:val="1F4E79"/>
               </w:rPr>
               <w:t>N.</w:t>
             </w:r>
@@ -1155,11 +1181,13 @@
             <w:r>
               <w:rPr>
                 <w:b/>
+                <w:color w:val="1F4E79"/>
               </w:rPr>
             </w:r>
             <w:r>
               <w:rPr>
                 <w:b/>
+                <w:color w:val="1F4E79"/>
               </w:rPr>
               <w:t>Campo</w:t>
             </w:r>
@@ -1173,11 +1201,13 @@
             <w:r>
               <w:rPr>
                 <w:b/>
+                <w:color w:val="1F4E79"/>
               </w:rPr>
             </w:r>
             <w:r>
               <w:rPr>
                 <w:b/>
+                <w:color w:val="1F4E79"/>
               </w:rPr>
               <w:t>Descripción</w:t>
             </w:r>
@@ -1300,8 +1330,10 @@
       <w:pPr>
         <w:pStyle w:val="Heading2"/>
       </w:pPr>
-      <w:r/>
-      <w:r>
+      <w:r>
+        <w:rPr>
+          <w:color w:val="1F4E79"/>
+        </w:rPr>
         <w:t>4. Acceso al sistema</w:t>
       </w:r>
     </w:p>
@@ -1309,8 +1341,10 @@
       <w:pPr>
         <w:pStyle w:val="Heading3"/>
       </w:pPr>
-      <w:r/>
-      <w:r>
+      <w:r>
+        <w:rPr>
+          <w:color w:val="1F4E79"/>
+        </w:rPr>
         <w:t>4.1 Inicio de sesión</w:t>
       </w:r>
     </w:p>
@@ -1341,7 +1375,6 @@
       <w:r>
         <w:rPr>
           <w:rFonts w:ascii="Consolas" w:hAnsi="Consolas"/>
-          <w:color w:val="C7254E"/>
         </w:rPr>
         <w:t>[Foto: pantalla de inicio de sesión]</w:t>
       </w:r>
@@ -1377,11 +1410,13 @@
             <w:r>
               <w:rPr>
                 <w:b/>
+                <w:color w:val="1F4E79"/>
               </w:rPr>
             </w:r>
             <w:r>
               <w:rPr>
                 <w:b/>
+                <w:color w:val="1F4E79"/>
               </w:rPr>
               <w:t>N.</w:t>
             </w:r>
@@ -1395,11 +1430,13 @@
             <w:r>
               <w:rPr>
                 <w:b/>
+                <w:color w:val="1F4E79"/>
               </w:rPr>
             </w:r>
             <w:r>
               <w:rPr>
                 <w:b/>
+                <w:color w:val="1F4E79"/>
               </w:rPr>
               <w:t>Campo</w:t>
             </w:r>
@@ -1413,11 +1450,13 @@
             <w:r>
               <w:rPr>
                 <w:b/>
+                <w:color w:val="1F4E79"/>
               </w:rPr>
             </w:r>
             <w:r>
               <w:rPr>
                 <w:b/>
+                <w:color w:val="1F4E79"/>
               </w:rPr>
               <w:t>Descripción</w:t>
             </w:r>
@@ -1532,9 +1571,9 @@
     </w:tbl>
     <w:p/>
     <w:p>
-      <w:r>
-        <w:t xml:space="preserve">&gt; </w:t>
-      </w:r>
+      <w:pPr>
+        <w:ind w:left="360"/>
+      </w:pPr>
       <w:r>
         <w:rPr>
           <w:b/>
@@ -1558,8 +1597,10 @@
       <w:pPr>
         <w:pStyle w:val="Heading3"/>
       </w:pPr>
-      <w:r/>
-      <w:r>
+      <w:r>
+        <w:rPr>
+          <w:color w:val="1F4E79"/>
+        </w:rPr>
         <w:t>4.2 Recuperar contraseña</w:t>
       </w:r>
     </w:p>
@@ -1601,7 +1642,6 @@
       <w:r>
         <w:rPr>
           <w:rFonts w:ascii="Consolas" w:hAnsi="Consolas"/>
-          <w:color w:val="C7254E"/>
         </w:rPr>
         <w:t>[Foto: pantalla de recuperación — captura de correo]</w:t>
       </w:r>
@@ -1632,7 +1672,6 @@
       <w:r>
         <w:rPr>
           <w:rFonts w:ascii="Consolas" w:hAnsi="Consolas"/>
-          <w:color w:val="C7254E"/>
         </w:rPr>
         <w:t>[Foto: pantalla de código de verificación]</w:t>
       </w:r>
@@ -1663,7 +1702,6 @@
       <w:r>
         <w:rPr>
           <w:rFonts w:ascii="Consolas" w:hAnsi="Consolas"/>
-          <w:color w:val="C7254E"/>
         </w:rPr>
         <w:t>[Foto: pantalla de restablecer contraseña]</w:t>
       </w:r>
@@ -1699,11 +1737,13 @@
             <w:r>
               <w:rPr>
                 <w:b/>
+                <w:color w:val="1F4E79"/>
               </w:rPr>
             </w:r>
             <w:r>
               <w:rPr>
                 <w:b/>
+                <w:color w:val="1F4E79"/>
               </w:rPr>
               <w:t>N.</w:t>
             </w:r>
@@ -1717,11 +1757,13 @@
             <w:r>
               <w:rPr>
                 <w:b/>
+                <w:color w:val="1F4E79"/>
               </w:rPr>
             </w:r>
             <w:r>
               <w:rPr>
                 <w:b/>
+                <w:color w:val="1F4E79"/>
               </w:rPr>
               <w:t>Campo</w:t>
             </w:r>
@@ -1735,11 +1777,13 @@
             <w:r>
               <w:rPr>
                 <w:b/>
+                <w:color w:val="1F4E79"/>
               </w:rPr>
             </w:r>
             <w:r>
               <w:rPr>
                 <w:b/>
+                <w:color w:val="1F4E79"/>
               </w:rPr>
               <w:t>Descripción</w:t>
             </w:r>
@@ -1889,8 +1933,10 @@
       <w:pPr>
         <w:pStyle w:val="Heading3"/>
       </w:pPr>
-      <w:r/>
-      <w:r>
+      <w:r>
+        <w:rPr>
+          <w:color w:val="1F4E79"/>
+        </w:rPr>
         <w:t>4.3 Cierre de sesión y expiración</w:t>
       </w:r>
     </w:p>
@@ -1936,7 +1982,6 @@
       <w:r>
         <w:rPr>
           <w:rFonts w:ascii="Consolas" w:hAnsi="Consolas"/>
-          <w:color w:val="C7254E"/>
         </w:rPr>
         <w:t>[Foto: menú del perfil con la opción Cerrar sesión]</w:t>
       </w:r>
@@ -1972,11 +2017,13 @@
             <w:r>
               <w:rPr>
                 <w:b/>
+                <w:color w:val="1F4E79"/>
               </w:rPr>
             </w:r>
             <w:r>
               <w:rPr>
                 <w:b/>
+                <w:color w:val="1F4E79"/>
               </w:rPr>
               <w:t>N.</w:t>
             </w:r>
@@ -1990,11 +2037,13 @@
             <w:r>
               <w:rPr>
                 <w:b/>
+                <w:color w:val="1F4E79"/>
               </w:rPr>
             </w:r>
             <w:r>
               <w:rPr>
                 <w:b/>
+                <w:color w:val="1F4E79"/>
               </w:rPr>
               <w:t>Campo</w:t>
             </w:r>
@@ -2008,11 +2057,13 @@
             <w:r>
               <w:rPr>
                 <w:b/>
+                <w:color w:val="1F4E79"/>
               </w:rPr>
             </w:r>
             <w:r>
               <w:rPr>
                 <w:b/>
+                <w:color w:val="1F4E79"/>
               </w:rPr>
               <w:t>Descripción</w:t>
             </w:r>
@@ -2127,9 +2178,9 @@
     </w:tbl>
     <w:p/>
     <w:p>
-      <w:r>
-        <w:t xml:space="preserve">&gt; </w:t>
-      </w:r>
+      <w:pPr>
+        <w:ind w:left="360"/>
+      </w:pPr>
       <w:r>
         <w:rPr>
           <w:b/>
@@ -2215,9 +2266,9 @@
       </w:r>
     </w:p>
     <w:p>
-      <w:r>
-        <w:t xml:space="preserve">&gt; </w:t>
-      </w:r>
+      <w:pPr>
+        <w:ind w:left="360"/>
+      </w:pPr>
       <w:r>
         <w:rPr>
           <w:b/>
@@ -2232,8 +2283,10 @@
       <w:pPr>
         <w:pStyle w:val="Heading2"/>
       </w:pPr>
-      <w:r/>
-      <w:r>
+      <w:r>
+        <w:rPr>
+          <w:color w:val="1F4E79"/>
+        </w:rPr>
         <w:t>5. Funciones generales</w:t>
       </w:r>
     </w:p>
@@ -2241,8 +2294,10 @@
       <w:pPr>
         <w:pStyle w:val="Heading3"/>
       </w:pPr>
-      <w:r/>
-      <w:r>
+      <w:r>
+        <w:rPr>
+          <w:color w:val="1F4E79"/>
+        </w:rPr>
         <w:t>5.1 Editar perfil</w:t>
       </w:r>
     </w:p>
@@ -2255,7 +2310,6 @@
       <w:r>
         <w:rPr>
           <w:rFonts w:ascii="Consolas" w:hAnsi="Consolas"/>
-          <w:color w:val="C7254E"/>
         </w:rPr>
         <w:t>[Foto: pantalla de editar perfil]</w:t>
       </w:r>
@@ -2291,11 +2345,13 @@
             <w:r>
               <w:rPr>
                 <w:b/>
+                <w:color w:val="1F4E79"/>
               </w:rPr>
             </w:r>
             <w:r>
               <w:rPr>
                 <w:b/>
+                <w:color w:val="1F4E79"/>
               </w:rPr>
               <w:t>N.</w:t>
             </w:r>
@@ -2309,11 +2365,13 @@
             <w:r>
               <w:rPr>
                 <w:b/>
+                <w:color w:val="1F4E79"/>
               </w:rPr>
             </w:r>
             <w:r>
               <w:rPr>
                 <w:b/>
+                <w:color w:val="1F4E79"/>
               </w:rPr>
               <w:t>Campo</w:t>
             </w:r>
@@ -2327,11 +2385,13 @@
             <w:r>
               <w:rPr>
                 <w:b/>
+                <w:color w:val="1F4E79"/>
               </w:rPr>
             </w:r>
             <w:r>
               <w:rPr>
                 <w:b/>
+                <w:color w:val="1F4E79"/>
               </w:rPr>
               <w:t>Descripción</w:t>
             </w:r>
@@ -2446,9 +2506,9 @@
     </w:tbl>
     <w:p/>
     <w:p>
-      <w:r>
-        <w:t xml:space="preserve">&gt; </w:t>
-      </w:r>
+      <w:pPr>
+        <w:ind w:left="360"/>
+      </w:pPr>
       <w:r>
         <w:rPr>
           <w:b/>
@@ -2463,8 +2523,10 @@
       <w:pPr>
         <w:pStyle w:val="Heading3"/>
       </w:pPr>
-      <w:r/>
-      <w:r>
+      <w:r>
+        <w:rPr>
+          <w:color w:val="1F4E79"/>
+        </w:rPr>
         <w:t>5.2 Descripción general del menú</w:t>
       </w:r>
     </w:p>
@@ -2486,7 +2548,6 @@
       <w:r>
         <w:rPr>
           <w:rFonts w:ascii="Consolas" w:hAnsi="Consolas"/>
-          <w:color w:val="C7254E"/>
         </w:rPr>
         <w:t>[Foto: menú principal]</w:t>
       </w:r>
@@ -2522,11 +2583,13 @@
             <w:r>
               <w:rPr>
                 <w:b/>
+                <w:color w:val="1F4E79"/>
               </w:rPr>
             </w:r>
             <w:r>
               <w:rPr>
                 <w:b/>
+                <w:color w:val="1F4E79"/>
               </w:rPr>
               <w:t>N.</w:t>
             </w:r>
@@ -2540,11 +2603,13 @@
             <w:r>
               <w:rPr>
                 <w:b/>
+                <w:color w:val="1F4E79"/>
               </w:rPr>
             </w:r>
             <w:r>
               <w:rPr>
                 <w:b/>
+                <w:color w:val="1F4E79"/>
               </w:rPr>
               <w:t>Campo</w:t>
             </w:r>
@@ -2558,11 +2623,13 @@
             <w:r>
               <w:rPr>
                 <w:b/>
+                <w:color w:val="1F4E79"/>
               </w:rPr>
             </w:r>
             <w:r>
               <w:rPr>
                 <w:b/>
+                <w:color w:val="1F4E79"/>
               </w:rPr>
               <w:t>Descripción</w:t>
             </w:r>
@@ -2829,9 +2896,9 @@
       </w:r>
     </w:p>
     <w:p>
-      <w:r>
-        <w:t xml:space="preserve">&gt; </w:t>
-      </w:r>
+      <w:pPr>
+        <w:ind w:left="360"/>
+      </w:pPr>
       <w:r>
         <w:rPr>
           <w:b/>
@@ -2846,8 +2913,10 @@
       <w:pPr>
         <w:pStyle w:val="Heading3"/>
       </w:pPr>
-      <w:r/>
-      <w:r>
+      <w:r>
+        <w:rPr>
+          <w:color w:val="1F4E79"/>
+        </w:rPr>
         <w:t>5.3 Composición general de las tablas</w:t>
       </w:r>
     </w:p>
@@ -2869,7 +2938,6 @@
       <w:r>
         <w:rPr>
           <w:rFonts w:ascii="Consolas" w:hAnsi="Consolas"/>
-          <w:color w:val="C7254E"/>
         </w:rPr>
         <w:t>[Foto: composición de una tabla]</w:t>
       </w:r>
@@ -2905,11 +2973,13 @@
             <w:r>
               <w:rPr>
                 <w:b/>
+                <w:color w:val="1F4E79"/>
               </w:rPr>
             </w:r>
             <w:r>
               <w:rPr>
                 <w:b/>
+                <w:color w:val="1F4E79"/>
               </w:rPr>
               <w:t>N.</w:t>
             </w:r>
@@ -2923,11 +2993,13 @@
             <w:r>
               <w:rPr>
                 <w:b/>
+                <w:color w:val="1F4E79"/>
               </w:rPr>
             </w:r>
             <w:r>
               <w:rPr>
                 <w:b/>
+                <w:color w:val="1F4E79"/>
               </w:rPr>
               <w:t>Campo</w:t>
             </w:r>
@@ -2941,11 +3013,13 @@
             <w:r>
               <w:rPr>
                 <w:b/>
+                <w:color w:val="1F4E79"/>
               </w:rPr>
             </w:r>
             <w:r>
               <w:rPr>
                 <w:b/>
+                <w:color w:val="1F4E79"/>
               </w:rPr>
               <w:t>Descripción</w:t>
             </w:r>
@@ -3171,9 +3245,9 @@
       </w:r>
     </w:p>
     <w:p>
-      <w:r>
-        <w:t xml:space="preserve">&gt; </w:t>
-      </w:r>
+      <w:pPr>
+        <w:ind w:left="360"/>
+      </w:pPr>
       <w:r>
         <w:rPr>
           <w:b/>
@@ -3206,8 +3280,10 @@
       <w:pPr>
         <w:pStyle w:val="Heading3"/>
       </w:pPr>
-      <w:r/>
-      <w:r>
+      <w:r>
+        <w:rPr>
+          <w:color w:val="1F4E79"/>
+        </w:rPr>
         <w:t>5.4 Acciones sobre los registros: qué hace cada una</w:t>
       </w:r>
     </w:p>
@@ -3263,11 +3339,13 @@
             <w:r>
               <w:rPr>
                 <w:b/>
+                <w:color w:val="1F4E79"/>
               </w:rPr>
             </w:r>
             <w:r>
               <w:rPr>
                 <w:b/>
+                <w:color w:val="1F4E79"/>
               </w:rPr>
               <w:t>Acción</w:t>
             </w:r>
@@ -3281,11 +3359,13 @@
             <w:r>
               <w:rPr>
                 <w:b/>
+                <w:color w:val="1F4E79"/>
               </w:rPr>
             </w:r>
             <w:r>
               <w:rPr>
                 <w:b/>
+                <w:color w:val="1F4E79"/>
               </w:rPr>
               <w:t>Qué hace</w:t>
             </w:r>
@@ -3299,11 +3379,13 @@
             <w:r>
               <w:rPr>
                 <w:b/>
+                <w:color w:val="1F4E79"/>
               </w:rPr>
             </w:r>
             <w:r>
               <w:rPr>
                 <w:b/>
+                <w:color w:val="1F4E79"/>
               </w:rPr>
               <w:t>Qué debe considerar</w:t>
             </w:r>
@@ -3802,9 +3884,9 @@
     </w:tbl>
     <w:p/>
     <w:p>
-      <w:r>
-        <w:t xml:space="preserve">&gt; </w:t>
-      </w:r>
+      <w:pPr>
+        <w:ind w:left="360"/>
+      </w:pPr>
       <w:r>
         <w:rPr>
           <w:b/>
@@ -3828,8 +3910,10 @@
       <w:pPr>
         <w:pStyle w:val="Heading3"/>
       </w:pPr>
-      <w:r/>
-      <w:r>
+      <w:r>
+        <w:rPr>
+          <w:color w:val="1F4E79"/>
+        </w:rPr>
         <w:t>5.5 Acerca de Editar, Inactivar y Eliminar (importante)</w:t>
       </w:r>
     </w:p>
@@ -4052,9 +4136,9 @@
       </w:r>
     </w:p>
     <w:p>
-      <w:r>
-        <w:t xml:space="preserve">&gt; </w:t>
-      </w:r>
+      <w:pPr>
+        <w:ind w:left="360"/>
+      </w:pPr>
       <w:r>
         <w:rPr>
           <w:b/>
@@ -4084,13 +4168,16 @@
       </w:r>
     </w:p>
     <w:p>
-      <w:r>
-        <w:t>&gt;</w:t>
-      </w:r>
-    </w:p>
-    <w:p>
-      <w:r>
-        <w:t xml:space="preserve">&gt; - Cuando elimina un registro, este </w:t>
+      <w:pPr>
+        <w:ind w:left="360"/>
+      </w:pPr>
+    </w:p>
+    <w:p>
+      <w:pPr>
+        <w:ind w:left="360"/>
+      </w:pPr>
+      <w:r>
+        <w:t xml:space="preserve">- Cuando elimina un registro, este </w:t>
       </w:r>
       <w:r>
         <w:rPr>
@@ -4139,8 +4226,11 @@
       </w:r>
     </w:p>
     <w:p>
-      <w:r>
-        <w:t xml:space="preserve">&gt; - Esto es </w:t>
+      <w:pPr>
+        <w:ind w:left="360"/>
+      </w:pPr>
+      <w:r>
+        <w:t xml:space="preserve">- Esto es </w:t>
       </w:r>
       <w:r>
         <w:rPr>
@@ -4162,8 +4252,11 @@
       </w:r>
     </w:p>
     <w:p>
-      <w:r>
-        <w:t xml:space="preserve">&gt; - El sistema normalmente </w:t>
+      <w:pPr>
+        <w:ind w:left="360"/>
+      </w:pPr>
+      <w:r>
+        <w:t xml:space="preserve">- El sistema normalmente </w:t>
       </w:r>
       <w:r>
         <w:rPr>
@@ -4203,8 +4296,11 @@
       </w:r>
     </w:p>
     <w:p>
-      <w:r>
-        <w:t xml:space="preserve">&gt; - Si lo que desea es </w:t>
+      <w:pPr>
+        <w:ind w:left="360"/>
+      </w:pPr>
+      <w:r>
+        <w:t xml:space="preserve">- Si lo que desea es </w:t>
       </w:r>
       <w:r>
         <w:rPr>
@@ -4226,8 +4322,11 @@
       </w:r>
     </w:p>
     <w:p>
-      <w:r>
-        <w:t xml:space="preserve">&gt; - </w:t>
+      <w:pPr>
+        <w:ind w:left="360"/>
+      </w:pPr>
+      <w:r>
+        <w:t xml:space="preserve">- </w:t>
       </w:r>
       <w:r>
         <w:rPr>
@@ -4240,8 +4339,11 @@
       </w:r>
     </w:p>
     <w:p>
-      <w:r>
-        <w:t xml:space="preserve">&gt; - </w:t>
+      <w:pPr>
+        <w:ind w:left="360"/>
+      </w:pPr>
+      <w:r>
+        <w:t xml:space="preserve">- </w:t>
       </w:r>
       <w:r>
         <w:rPr>
@@ -4263,9 +4365,9 @@
       </w:r>
     </w:p>
     <w:p>
-      <w:r>
-        <w:t xml:space="preserve">&gt; </w:t>
-      </w:r>
+      <w:pPr>
+        <w:ind w:left="360"/>
+      </w:pPr>
       <w:r>
         <w:rPr>
           <w:b/>
@@ -4322,9 +4424,9 @@
       </w:r>
     </w:p>
     <w:p>
-      <w:r>
-        <w:t xml:space="preserve">&gt; </w:t>
-      </w:r>
+      <w:pPr>
+        <w:ind w:left="360"/>
+      </w:pPr>
       <w:r>
         <w:rPr>
           <w:b/>
@@ -4598,8 +4700,10 @@
       <w:pPr>
         <w:pStyle w:val="Heading2"/>
       </w:pPr>
-      <w:r/>
-      <w:r>
+      <w:r>
+        <w:rPr>
+          <w:color w:val="1F4E79"/>
+        </w:rPr>
         <w:t>6. Módulo de Visitantes</w:t>
       </w:r>
     </w:p>
@@ -4621,7 +4725,6 @@
       <w:r>
         <w:rPr>
           <w:rFonts w:ascii="Consolas" w:hAnsi="Consolas"/>
-          <w:color w:val="C7254E"/>
         </w:rPr>
         <w:t>[Foto: listado de visitantes]</w:t>
       </w:r>
@@ -4657,11 +4760,13 @@
             <w:r>
               <w:rPr>
                 <w:b/>
+                <w:color w:val="1F4E79"/>
               </w:rPr>
             </w:r>
             <w:r>
               <w:rPr>
                 <w:b/>
+                <w:color w:val="1F4E79"/>
               </w:rPr>
               <w:t>N.</w:t>
             </w:r>
@@ -4675,11 +4780,13 @@
             <w:r>
               <w:rPr>
                 <w:b/>
+                <w:color w:val="1F4E79"/>
               </w:rPr>
             </w:r>
             <w:r>
               <w:rPr>
                 <w:b/>
+                <w:color w:val="1F4E79"/>
               </w:rPr>
               <w:t>Campo</w:t>
             </w:r>
@@ -4693,11 +4800,13 @@
             <w:r>
               <w:rPr>
                 <w:b/>
+                <w:color w:val="1F4E79"/>
               </w:rPr>
             </w:r>
             <w:r>
               <w:rPr>
                 <w:b/>
+                <w:color w:val="1F4E79"/>
               </w:rPr>
               <w:t>Descripción</w:t>
             </w:r>
@@ -5131,8 +5240,10 @@
       <w:pPr>
         <w:pStyle w:val="Heading3"/>
       </w:pPr>
-      <w:r/>
-      <w:r>
+      <w:r>
+        <w:rPr>
+          <w:color w:val="1F4E79"/>
+        </w:rPr>
         <w:t>6.1 Cómo registrar un nuevo visitante</w:t>
       </w:r>
     </w:p>
@@ -5194,7 +5305,6 @@
       <w:r>
         <w:rPr>
           <w:rFonts w:ascii="Consolas" w:hAnsi="Consolas"/>
-          <w:color w:val="C7254E"/>
         </w:rPr>
         <w:t>[Foto: formulario de nuevo visitante]</w:t>
       </w:r>
@@ -5259,11 +5369,13 @@
             <w:r>
               <w:rPr>
                 <w:b/>
+                <w:color w:val="1F4E79"/>
               </w:rPr>
             </w:r>
             <w:r>
               <w:rPr>
                 <w:b/>
+                <w:color w:val="1F4E79"/>
               </w:rPr>
               <w:t>Campo</w:t>
             </w:r>
@@ -5277,11 +5389,13 @@
             <w:r>
               <w:rPr>
                 <w:b/>
+                <w:color w:val="1F4E79"/>
               </w:rPr>
             </w:r>
             <w:r>
               <w:rPr>
                 <w:b/>
+                <w:color w:val="1F4E79"/>
               </w:rPr>
               <w:t>Obligatorio</w:t>
             </w:r>
@@ -5295,11 +5409,13 @@
             <w:r>
               <w:rPr>
                 <w:b/>
+                <w:color w:val="1F4E79"/>
               </w:rPr>
             </w:r>
             <w:r>
               <w:rPr>
                 <w:b/>
+                <w:color w:val="1F4E79"/>
               </w:rPr>
               <w:t>Descripción</w:t>
             </w:r>
@@ -5589,8 +5705,11 @@
     </w:tbl>
     <w:p/>
     <w:p>
-      <w:r>
-        <w:t xml:space="preserve">&gt; La contraseña del visitante </w:t>
+      <w:pPr>
+        <w:ind w:left="360"/>
+      </w:pPr>
+      <w:r>
+        <w:t xml:space="preserve">La contraseña del visitante </w:t>
       </w:r>
       <w:r>
         <w:rPr>
@@ -5708,9 +5827,9 @@
       </w:r>
     </w:p>
     <w:p>
-      <w:r>
-        <w:t xml:space="preserve">&gt; </w:t>
-      </w:r>
+      <w:pPr>
+        <w:ind w:left="360"/>
+      </w:pPr>
       <w:r>
         <w:rPr>
           <w:b/>
@@ -5725,8 +5844,10 @@
       <w:pPr>
         <w:pStyle w:val="Heading3"/>
       </w:pPr>
-      <w:r/>
-      <w:r>
+      <w:r>
+        <w:rPr>
+          <w:color w:val="1F4E79"/>
+        </w:rPr>
         <w:t>6.2 Verificación de visitante</w:t>
       </w:r>
     </w:p>
@@ -5748,7 +5869,6 @@
       <w:r>
         <w:rPr>
           <w:rFonts w:ascii="Consolas" w:hAnsi="Consolas"/>
-          <w:color w:val="C7254E"/>
         </w:rPr>
         <w:t>[Foto: pantalla de verificación de visitante]</w:t>
       </w:r>
@@ -5784,11 +5904,13 @@
             <w:r>
               <w:rPr>
                 <w:b/>
+                <w:color w:val="1F4E79"/>
               </w:rPr>
             </w:r>
             <w:r>
               <w:rPr>
                 <w:b/>
+                <w:color w:val="1F4E79"/>
               </w:rPr>
               <w:t>N.</w:t>
             </w:r>
@@ -5802,11 +5924,13 @@
             <w:r>
               <w:rPr>
                 <w:b/>
+                <w:color w:val="1F4E79"/>
               </w:rPr>
             </w:r>
             <w:r>
               <w:rPr>
                 <w:b/>
+                <w:color w:val="1F4E79"/>
               </w:rPr>
               <w:t>Campo</w:t>
             </w:r>
@@ -5820,11 +5944,13 @@
             <w:r>
               <w:rPr>
                 <w:b/>
+                <w:color w:val="1F4E79"/>
               </w:rPr>
             </w:r>
             <w:r>
               <w:rPr>
                 <w:b/>
+                <w:color w:val="1F4E79"/>
               </w:rPr>
               <w:t>Descripción</w:t>
             </w:r>
@@ -5989,8 +6115,10 @@
       <w:pPr>
         <w:pStyle w:val="Heading2"/>
       </w:pPr>
-      <w:r/>
-      <w:r>
+      <w:r>
+        <w:rPr>
+          <w:color w:val="1F4E79"/>
+        </w:rPr>
         <w:t>7. Registro de visitas (Bitácora)</w:t>
       </w:r>
     </w:p>
@@ -6012,7 +6140,6 @@
       <w:r>
         <w:rPr>
           <w:rFonts w:ascii="Consolas" w:hAnsi="Consolas"/>
-          <w:color w:val="C7254E"/>
         </w:rPr>
         <w:t>[Foto: bitácora / registros de visita]</w:t>
       </w:r>
@@ -6048,11 +6175,13 @@
             <w:r>
               <w:rPr>
                 <w:b/>
+                <w:color w:val="1F4E79"/>
               </w:rPr>
             </w:r>
             <w:r>
               <w:rPr>
                 <w:b/>
+                <w:color w:val="1F4E79"/>
               </w:rPr>
               <w:t>N.</w:t>
             </w:r>
@@ -6066,11 +6195,13 @@
             <w:r>
               <w:rPr>
                 <w:b/>
+                <w:color w:val="1F4E79"/>
               </w:rPr>
             </w:r>
             <w:r>
               <w:rPr>
                 <w:b/>
+                <w:color w:val="1F4E79"/>
               </w:rPr>
               <w:t>Campo</w:t>
             </w:r>
@@ -6084,11 +6215,13 @@
             <w:r>
               <w:rPr>
                 <w:b/>
+                <w:color w:val="1F4E79"/>
               </w:rPr>
             </w:r>
             <w:r>
               <w:rPr>
                 <w:b/>
+                <w:color w:val="1F4E79"/>
               </w:rPr>
               <w:t>Descripción</w:t>
             </w:r>
@@ -6426,9 +6559,9 @@
       </w:r>
     </w:p>
     <w:p>
-      <w:r>
-        <w:t xml:space="preserve">&gt; </w:t>
-      </w:r>
+      <w:pPr>
+        <w:ind w:left="360"/>
+      </w:pPr>
       <w:r>
         <w:rPr>
           <w:b/>
@@ -6461,8 +6594,10 @@
       <w:pPr>
         <w:pStyle w:val="Heading3"/>
       </w:pPr>
-      <w:r/>
-      <w:r>
+      <w:r>
+        <w:rPr>
+          <w:color w:val="1F4E79"/>
+        </w:rPr>
         <w:t>7.1 Cómo registrar una nueva visita</w:t>
       </w:r>
     </w:p>
@@ -6524,7 +6659,6 @@
       <w:r>
         <w:rPr>
           <w:rFonts w:ascii="Consolas" w:hAnsi="Consolas"/>
-          <w:color w:val="C7254E"/>
         </w:rPr>
         <w:t>[Foto: formulario de nuevo registro de visita]</w:t>
       </w:r>
@@ -6589,11 +6723,13 @@
             <w:r>
               <w:rPr>
                 <w:b/>
+                <w:color w:val="1F4E79"/>
               </w:rPr>
             </w:r>
             <w:r>
               <w:rPr>
                 <w:b/>
+                <w:color w:val="1F4E79"/>
               </w:rPr>
               <w:t>Campo</w:t>
             </w:r>
@@ -6607,11 +6743,13 @@
             <w:r>
               <w:rPr>
                 <w:b/>
+                <w:color w:val="1F4E79"/>
               </w:rPr>
             </w:r>
             <w:r>
               <w:rPr>
                 <w:b/>
+                <w:color w:val="1F4E79"/>
               </w:rPr>
               <w:t>Obligatorio</w:t>
             </w:r>
@@ -6625,11 +6763,13 @@
             <w:r>
               <w:rPr>
                 <w:b/>
+                <w:color w:val="1F4E79"/>
               </w:rPr>
             </w:r>
             <w:r>
               <w:rPr>
                 <w:b/>
+                <w:color w:val="1F4E79"/>
               </w:rPr>
               <w:t>Descripción</w:t>
             </w:r>
@@ -7033,8 +7173,11 @@
     </w:tbl>
     <w:p/>
     <w:p>
-      <w:r>
-        <w:t xml:space="preserve">&gt; Puede registrarse </w:t>
+      <w:pPr>
+        <w:ind w:left="360"/>
+      </w:pPr>
+      <w:r>
+        <w:t xml:space="preserve">Puede registrarse </w:t>
       </w:r>
       <w:r>
         <w:rPr>
@@ -7128,8 +7271,10 @@
       <w:pPr>
         <w:pStyle w:val="Heading3"/>
       </w:pPr>
-      <w:r/>
-      <w:r>
+      <w:r>
+        <w:rPr>
+          <w:color w:val="1F4E79"/>
+        </w:rPr>
         <w:t>7.2 Cancelar o finalizar una visita</w:t>
       </w:r>
     </w:p>
@@ -7176,9 +7321,9 @@
       </w:r>
     </w:p>
     <w:p>
-      <w:r>
-        <w:t xml:space="preserve">&gt; </w:t>
-      </w:r>
+      <w:pPr>
+        <w:ind w:left="360"/>
+      </w:pPr>
       <w:r>
         <w:rPr>
           <w:b/>
@@ -7193,8 +7338,10 @@
       <w:pPr>
         <w:pStyle w:val="Heading2"/>
       </w:pPr>
-      <w:r/>
-      <w:r>
+      <w:r>
+        <w:rPr>
+          <w:color w:val="1F4E79"/>
+        </w:rPr>
         <w:t>8. Liga de registro para el visitante</w:t>
       </w:r>
     </w:p>
@@ -7236,7 +7383,6 @@
       <w:r>
         <w:rPr>
           <w:rFonts w:ascii="Consolas" w:hAnsi="Consolas"/>
-          <w:color w:val="C7254E"/>
         </w:rPr>
         <w:t>[Foto: envío de liga de registro]</w:t>
       </w:r>
@@ -7272,11 +7418,13 @@
             <w:r>
               <w:rPr>
                 <w:b/>
+                <w:color w:val="1F4E79"/>
               </w:rPr>
             </w:r>
             <w:r>
               <w:rPr>
                 <w:b/>
+                <w:color w:val="1F4E79"/>
               </w:rPr>
               <w:t>N.</w:t>
             </w:r>
@@ -7290,11 +7438,13 @@
             <w:r>
               <w:rPr>
                 <w:b/>
+                <w:color w:val="1F4E79"/>
               </w:rPr>
             </w:r>
             <w:r>
               <w:rPr>
                 <w:b/>
+                <w:color w:val="1F4E79"/>
               </w:rPr>
               <w:t>Campo</w:t>
             </w:r>
@@ -7308,11 +7458,13 @@
             <w:r>
               <w:rPr>
                 <w:b/>
+                <w:color w:val="1F4E79"/>
               </w:rPr>
             </w:r>
             <w:r>
               <w:rPr>
                 <w:b/>
+                <w:color w:val="1F4E79"/>
               </w:rPr>
               <w:t>Descripción</w:t>
             </w:r>
@@ -7511,7 +7663,6 @@
       <w:r>
         <w:rPr>
           <w:rFonts w:ascii="Consolas" w:hAnsi="Consolas"/>
-          <w:color w:val="C7254E"/>
         </w:rPr>
         <w:t>[Foto: registro desde la liga (vista del visitante)]</w:t>
       </w:r>
@@ -7528,9 +7679,9 @@
       </w:r>
     </w:p>
     <w:p>
-      <w:r>
-        <w:t xml:space="preserve">&gt; </w:t>
-      </w:r>
+      <w:pPr>
+        <w:ind w:left="360"/>
+      </w:pPr>
       <w:r>
         <w:rPr>
           <w:b/>
@@ -7545,14 +7696,19 @@
       <w:pPr>
         <w:pStyle w:val="Heading2"/>
       </w:pPr>
-      <w:r/>
-      <w:r>
+      <w:r>
+        <w:rPr>
+          <w:color w:val="1F4E79"/>
+        </w:rPr>
         <w:t>9. Módulo de Empleados</w:t>
       </w:r>
     </w:p>
     <w:p>
-      <w:r>
-        <w:t>&gt; Disponible para roles administrativos.</w:t>
+      <w:pPr>
+        <w:ind w:left="360"/>
+      </w:pPr>
+      <w:r>
+        <w:t>Disponible para roles administrativos.</w:t>
       </w:r>
     </w:p>
     <w:p>
@@ -7573,7 +7729,6 @@
       <w:r>
         <w:rPr>
           <w:rFonts w:ascii="Consolas" w:hAnsi="Consolas"/>
-          <w:color w:val="C7254E"/>
         </w:rPr>
         <w:t>[Foto: listado de empleados]</w:t>
       </w:r>
@@ -7609,11 +7764,13 @@
             <w:r>
               <w:rPr>
                 <w:b/>
+                <w:color w:val="1F4E79"/>
               </w:rPr>
             </w:r>
             <w:r>
               <w:rPr>
                 <w:b/>
+                <w:color w:val="1F4E79"/>
               </w:rPr>
               <w:t>N.</w:t>
             </w:r>
@@ -7627,11 +7784,13 @@
             <w:r>
               <w:rPr>
                 <w:b/>
+                <w:color w:val="1F4E79"/>
               </w:rPr>
             </w:r>
             <w:r>
               <w:rPr>
                 <w:b/>
+                <w:color w:val="1F4E79"/>
               </w:rPr>
               <w:t>Campo</w:t>
             </w:r>
@@ -7645,11 +7804,13 @@
             <w:r>
               <w:rPr>
                 <w:b/>
+                <w:color w:val="1F4E79"/>
               </w:rPr>
             </w:r>
             <w:r>
               <w:rPr>
                 <w:b/>
+                <w:color w:val="1F4E79"/>
               </w:rPr>
               <w:t>Descripción</w:t>
             </w:r>
@@ -8035,10 +8196,44 @@
     </w:p>
     <w:p>
       <w:pPr>
+        <w:ind w:left="360"/>
+      </w:pPr>
+      <w:r>
+        <w:rPr>
+          <w:b/>
+        </w:rPr>
+        <w:t>Nota (baja de empleados):</w:t>
+      </w:r>
+      <w:r>
+        <w:t xml:space="preserve"> Cuando un empleado finaliza su relación con la empresa, además de darlo de baja, sus </w:t>
+      </w:r>
+      <w:r>
+        <w:rPr>
+          <w:b/>
+        </w:rPr>
+        <w:t>datos personales (correo, nombre y teléfono) se anonimizan</w:t>
+      </w:r>
+      <w:r>
+        <w:t xml:space="preserve"> por política de protección de datos, de modo que ya no pueden identificarse ni recuperarse. Esta acción es </w:t>
+      </w:r>
+      <w:r>
+        <w:rPr>
+          <w:b/>
+        </w:rPr>
+        <w:t>definitiva</w:t>
+      </w:r>
+      <w:r>
+        <w:t>.</w:t>
+      </w:r>
+    </w:p>
+    <w:p>
+      <w:pPr>
         <w:pStyle w:val="Heading3"/>
       </w:pPr>
-      <w:r/>
-      <w:r>
+      <w:r>
+        <w:rPr>
+          <w:color w:val="1F4E79"/>
+        </w:rPr>
         <w:t>9.1 Cómo registrar un nuevo empleado</w:t>
       </w:r>
     </w:p>
@@ -8095,7 +8290,6 @@
       <w:r>
         <w:rPr>
           <w:rFonts w:ascii="Consolas" w:hAnsi="Consolas"/>
-          <w:color w:val="C7254E"/>
         </w:rPr>
         <w:t>[Foto: formulario de nuevo empleado]</w:t>
       </w:r>
@@ -8160,11 +8354,13 @@
             <w:r>
               <w:rPr>
                 <w:b/>
+                <w:color w:val="1F4E79"/>
               </w:rPr>
             </w:r>
             <w:r>
               <w:rPr>
                 <w:b/>
+                <w:color w:val="1F4E79"/>
               </w:rPr>
               <w:t>Campo</w:t>
             </w:r>
@@ -8178,11 +8374,13 @@
             <w:r>
               <w:rPr>
                 <w:b/>
+                <w:color w:val="1F4E79"/>
               </w:rPr>
             </w:r>
             <w:r>
               <w:rPr>
                 <w:b/>
+                <w:color w:val="1F4E79"/>
               </w:rPr>
               <w:t>Obligatorio</w:t>
             </w:r>
@@ -8196,11 +8394,13 @@
             <w:r>
               <w:rPr>
                 <w:b/>
+                <w:color w:val="1F4E79"/>
               </w:rPr>
             </w:r>
             <w:r>
               <w:rPr>
                 <w:b/>
+                <w:color w:val="1F4E79"/>
               </w:rPr>
               <w:t>Descripción</w:t>
             </w:r>
@@ -8595,8 +8795,11 @@
     </w:tbl>
     <w:p/>
     <w:p>
-      <w:r>
-        <w:t>&gt; Los campos obligatorios se indican en el formulario con un asterisco (\*).</w:t>
+      <w:pPr>
+        <w:ind w:left="360"/>
+      </w:pPr>
+      <w:r>
+        <w:t>Los campos obligatorios se indican en el formulario con un asterisco (\*).</w:t>
       </w:r>
     </w:p>
     <w:p>
@@ -8719,8 +8922,10 @@
       <w:pPr>
         <w:pStyle w:val="Heading3"/>
       </w:pPr>
-      <w:r/>
-      <w:r>
+      <w:r>
+        <w:rPr>
+          <w:color w:val="1F4E79"/>
+        </w:rPr>
         <w:t>9.2 Directorio de empleados</w:t>
       </w:r>
     </w:p>
@@ -8739,8 +8944,11 @@
       </w:r>
     </w:p>
     <w:p>
-      <w:r>
-        <w:t>&gt; Disponible para perfiles autorizados. La información visible depende de los permisos del usuario y de los datos capturados para cada empleado.</w:t>
+      <w:pPr>
+        <w:ind w:left="360"/>
+      </w:pPr>
+      <w:r>
+        <w:t>Disponible para perfiles autorizados. La información visible depende de los permisos del usuario y de los datos capturados para cada empleado.</w:t>
       </w:r>
     </w:p>
     <w:p>
@@ -8814,9 +9022,9 @@
       </w:r>
     </w:p>
     <w:p>
-      <w:r>
-        <w:t xml:space="preserve">&gt; </w:t>
-      </w:r>
+      <w:pPr>
+        <w:ind w:left="360"/>
+      </w:pPr>
       <w:r>
         <w:rPr>
           <w:b/>
@@ -8840,14 +9048,19 @@
       <w:pPr>
         <w:pStyle w:val="Heading2"/>
       </w:pPr>
-      <w:r/>
-      <w:r>
+      <w:r>
+        <w:rPr>
+          <w:color w:val="1F4E79"/>
+        </w:rPr>
         <w:t>10. Módulo de Usuarios</w:t>
       </w:r>
     </w:p>
     <w:p>
-      <w:r>
-        <w:t>&gt; Disponible para el rol Administrador.</w:t>
+      <w:pPr>
+        <w:ind w:left="360"/>
+      </w:pPr>
+      <w:r>
+        <w:t>Disponible para el rol Administrador.</w:t>
       </w:r>
     </w:p>
     <w:p>
@@ -8868,7 +9081,6 @@
       <w:r>
         <w:rPr>
           <w:rFonts w:ascii="Consolas" w:hAnsi="Consolas"/>
-          <w:color w:val="C7254E"/>
         </w:rPr>
         <w:t>[Foto: listado de usuarios]</w:t>
       </w:r>
@@ -8904,11 +9116,13 @@
             <w:r>
               <w:rPr>
                 <w:b/>
+                <w:color w:val="1F4E79"/>
               </w:rPr>
             </w:r>
             <w:r>
               <w:rPr>
                 <w:b/>
+                <w:color w:val="1F4E79"/>
               </w:rPr>
               <w:t>N.</w:t>
             </w:r>
@@ -8922,11 +9136,13 @@
             <w:r>
               <w:rPr>
                 <w:b/>
+                <w:color w:val="1F4E79"/>
               </w:rPr>
             </w:r>
             <w:r>
               <w:rPr>
                 <w:b/>
+                <w:color w:val="1F4E79"/>
               </w:rPr>
               <w:t>Campo</w:t>
             </w:r>
@@ -8940,11 +9156,13 @@
             <w:r>
               <w:rPr>
                 <w:b/>
+                <w:color w:val="1F4E79"/>
               </w:rPr>
             </w:r>
             <w:r>
               <w:rPr>
                 <w:b/>
+                <w:color w:val="1F4E79"/>
               </w:rPr>
               <w:t>Descripción</w:t>
             </w:r>
@@ -9320,8 +9538,10 @@
       <w:pPr>
         <w:pStyle w:val="Heading3"/>
       </w:pPr>
-      <w:r/>
-      <w:r>
+      <w:r>
+        <w:rPr>
+          <w:color w:val="1F4E79"/>
+        </w:rPr>
         <w:t>10.1 Cómo registrar un nuevo usuario</w:t>
       </w:r>
     </w:p>
@@ -9378,7 +9598,6 @@
       <w:r>
         <w:rPr>
           <w:rFonts w:ascii="Consolas" w:hAnsi="Consolas"/>
-          <w:color w:val="C7254E"/>
         </w:rPr>
         <w:t>[Foto: formulario de nuevo usuario]</w:t>
       </w:r>
@@ -9443,11 +9662,13 @@
             <w:r>
               <w:rPr>
                 <w:b/>
+                <w:color w:val="1F4E79"/>
               </w:rPr>
             </w:r>
             <w:r>
               <w:rPr>
                 <w:b/>
+                <w:color w:val="1F4E79"/>
               </w:rPr>
               <w:t>Campo</w:t>
             </w:r>
@@ -9461,11 +9682,13 @@
             <w:r>
               <w:rPr>
                 <w:b/>
+                <w:color w:val="1F4E79"/>
               </w:rPr>
             </w:r>
             <w:r>
               <w:rPr>
                 <w:b/>
+                <w:color w:val="1F4E79"/>
               </w:rPr>
               <w:t>Obligatorio</w:t>
             </w:r>
@@ -9479,11 +9702,13 @@
             <w:r>
               <w:rPr>
                 <w:b/>
+                <w:color w:val="1F4E79"/>
               </w:rPr>
             </w:r>
             <w:r>
               <w:rPr>
                 <w:b/>
+                <w:color w:val="1F4E79"/>
               </w:rPr>
               <w:t>Descripción</w:t>
             </w:r>
@@ -9870,8 +10095,11 @@
     </w:tbl>
     <w:p/>
     <w:p>
-      <w:r>
-        <w:t xml:space="preserve">&gt; El acceso al sistema se realiza con el </w:t>
+      <w:pPr>
+        <w:ind w:left="360"/>
+      </w:pPr>
+      <w:r>
+        <w:t xml:space="preserve">El acceso al sistema se realiza con el </w:t>
       </w:r>
       <w:r>
         <w:rPr>
@@ -9971,9 +10199,9 @@
       </w:r>
     </w:p>
     <w:p>
-      <w:r>
-        <w:t xml:space="preserve">&gt; </w:t>
-      </w:r>
+      <w:pPr>
+        <w:ind w:left="360"/>
+      </w:pPr>
       <w:r>
         <w:rPr>
           <w:b/>
@@ -9988,8 +10216,10 @@
       <w:pPr>
         <w:pStyle w:val="Heading2"/>
       </w:pPr>
-      <w:r/>
-      <w:r>
+      <w:r>
+        <w:rPr>
+          <w:color w:val="1F4E79"/>
+        </w:rPr>
         <w:t>11. Control de acceso</w:t>
       </w:r>
     </w:p>
@@ -9997,8 +10227,10 @@
       <w:pPr>
         <w:pStyle w:val="Heading3"/>
       </w:pPr>
-      <w:r/>
-      <w:r>
+      <w:r>
+        <w:rPr>
+          <w:color w:val="1F4E79"/>
+        </w:rPr>
         <w:t>11.1 Kiosco</w:t>
       </w:r>
     </w:p>
@@ -10020,7 +10252,6 @@
       <w:r>
         <w:rPr>
           <w:rFonts w:ascii="Consolas" w:hAnsi="Consolas"/>
-          <w:color w:val="C7254E"/>
         </w:rPr>
         <w:t>[Foto: vista de kiosco]</w:t>
       </w:r>
@@ -10056,11 +10287,13 @@
             <w:r>
               <w:rPr>
                 <w:b/>
+                <w:color w:val="1F4E79"/>
               </w:rPr>
             </w:r>
             <w:r>
               <w:rPr>
                 <w:b/>
+                <w:color w:val="1F4E79"/>
               </w:rPr>
               <w:t>N.</w:t>
             </w:r>
@@ -10074,11 +10307,13 @@
             <w:r>
               <w:rPr>
                 <w:b/>
+                <w:color w:val="1F4E79"/>
               </w:rPr>
             </w:r>
             <w:r>
               <w:rPr>
                 <w:b/>
+                <w:color w:val="1F4E79"/>
               </w:rPr>
               <w:t>Campo</w:t>
             </w:r>
@@ -10092,11 +10327,13 @@
             <w:r>
               <w:rPr>
                 <w:b/>
+                <w:color w:val="1F4E79"/>
               </w:rPr>
             </w:r>
             <w:r>
               <w:rPr>
                 <w:b/>
+                <w:color w:val="1F4E79"/>
               </w:rPr>
               <w:t>Descripción</w:t>
             </w:r>
@@ -10214,8 +10451,10 @@
       <w:pPr>
         <w:pStyle w:val="Heading3"/>
       </w:pPr>
-      <w:r/>
-      <w:r>
+      <w:r>
+        <w:rPr>
+          <w:color w:val="1F4E79"/>
+        </w:rPr>
         <w:t>11.2 Escáner QR</w:t>
       </w:r>
     </w:p>
@@ -10237,7 +10476,6 @@
       <w:r>
         <w:rPr>
           <w:rFonts w:ascii="Consolas" w:hAnsi="Consolas"/>
-          <w:color w:val="C7254E"/>
         </w:rPr>
         <w:t>[Foto: escáner QR validando un acceso]</w:t>
       </w:r>
@@ -10273,11 +10511,13 @@
             <w:r>
               <w:rPr>
                 <w:b/>
+                <w:color w:val="1F4E79"/>
               </w:rPr>
             </w:r>
             <w:r>
               <w:rPr>
                 <w:b/>
+                <w:color w:val="1F4E79"/>
               </w:rPr>
               <w:t>N.</w:t>
             </w:r>
@@ -10291,11 +10531,13 @@
             <w:r>
               <w:rPr>
                 <w:b/>
+                <w:color w:val="1F4E79"/>
               </w:rPr>
             </w:r>
             <w:r>
               <w:rPr>
                 <w:b/>
+                <w:color w:val="1F4E79"/>
               </w:rPr>
               <w:t>Campo</w:t>
             </w:r>
@@ -10309,11 +10551,13 @@
             <w:r>
               <w:rPr>
                 <w:b/>
+                <w:color w:val="1F4E79"/>
               </w:rPr>
             </w:r>
             <w:r>
               <w:rPr>
                 <w:b/>
+                <w:color w:val="1F4E79"/>
               </w:rPr>
               <w:t>Descripción</w:t>
             </w:r>
@@ -10489,8 +10733,10 @@
       <w:pPr>
         <w:pStyle w:val="Heading3"/>
       </w:pPr>
-      <w:r/>
-      <w:r>
+      <w:r>
+        <w:rPr>
+          <w:color w:val="1F4E79"/>
+        </w:rPr>
         <w:t>11.3 Eventos</w:t>
       </w:r>
     </w:p>
@@ -10512,7 +10758,6 @@
       <w:r>
         <w:rPr>
           <w:rFonts w:ascii="Consolas" w:hAnsi="Consolas"/>
-          <w:color w:val="C7254E"/>
         </w:rPr>
         <w:t>[Foto: pantalla de eventos]</w:t>
       </w:r>
@@ -10548,11 +10793,13 @@
             <w:r>
               <w:rPr>
                 <w:b/>
+                <w:color w:val="1F4E79"/>
               </w:rPr>
             </w:r>
             <w:r>
               <w:rPr>
                 <w:b/>
+                <w:color w:val="1F4E79"/>
               </w:rPr>
               <w:t>N.</w:t>
             </w:r>
@@ -10566,11 +10813,13 @@
             <w:r>
               <w:rPr>
                 <w:b/>
+                <w:color w:val="1F4E79"/>
               </w:rPr>
             </w:r>
             <w:r>
               <w:rPr>
                 <w:b/>
+                <w:color w:val="1F4E79"/>
               </w:rPr>
               <w:t>Campo</w:t>
             </w:r>
@@ -10584,11 +10833,13 @@
             <w:r>
               <w:rPr>
                 <w:b/>
+                <w:color w:val="1F4E79"/>
               </w:rPr>
             </w:r>
             <w:r>
               <w:rPr>
                 <w:b/>
+                <w:color w:val="1F4E79"/>
               </w:rPr>
               <w:t>Descripción</w:t>
             </w:r>
@@ -10748,9 +10999,9 @@
       </w:r>
     </w:p>
     <w:p>
-      <w:r>
-        <w:t xml:space="preserve">&gt; </w:t>
-      </w:r>
+      <w:pPr>
+        <w:ind w:left="360"/>
+      </w:pPr>
       <w:r>
         <w:rPr>
           <w:b/>
@@ -10783,14 +11034,19 @@
       <w:pPr>
         <w:pStyle w:val="Heading2"/>
       </w:pPr>
-      <w:r/>
-      <w:r>
+      <w:r>
+        <w:rPr>
+          <w:color w:val="1F4E79"/>
+        </w:rPr>
         <w:t>12. Catálogos</w:t>
       </w:r>
     </w:p>
     <w:p>
-      <w:r>
-        <w:t>&gt; Disponible para roles administrativos.</w:t>
+      <w:pPr>
+        <w:ind w:left="360"/>
+      </w:pPr>
+      <w:r>
+        <w:t>Disponible para roles administrativos.</w:t>
       </w:r>
     </w:p>
     <w:p>
@@ -10811,7 +11067,6 @@
       <w:r>
         <w:rPr>
           <w:rFonts w:ascii="Consolas" w:hAnsi="Consolas"/>
-          <w:color w:val="C7254E"/>
         </w:rPr>
         <w:t>[Foto: pantalla de un catálogo]</w:t>
       </w:r>
@@ -10847,11 +11102,13 @@
             <w:r>
               <w:rPr>
                 <w:b/>
+                <w:color w:val="1F4E79"/>
               </w:rPr>
             </w:r>
             <w:r>
               <w:rPr>
                 <w:b/>
+                <w:color w:val="1F4E79"/>
               </w:rPr>
               <w:t>N.</w:t>
             </w:r>
@@ -10865,11 +11122,13 @@
             <w:r>
               <w:rPr>
                 <w:b/>
+                <w:color w:val="1F4E79"/>
               </w:rPr>
             </w:r>
             <w:r>
               <w:rPr>
                 <w:b/>
+                <w:color w:val="1F4E79"/>
               </w:rPr>
               <w:t>Campo</w:t>
             </w:r>
@@ -10883,11 +11142,13 @@
             <w:r>
               <w:rPr>
                 <w:b/>
+                <w:color w:val="1F4E79"/>
               </w:rPr>
             </w:r>
             <w:r>
               <w:rPr>
                 <w:b/>
+                <w:color w:val="1F4E79"/>
               </w:rPr>
               <w:t>Descripción</w:t>
             </w:r>
@@ -11217,9 +11478,9 @@
       </w:r>
     </w:p>
     <w:p>
-      <w:r>
-        <w:t xml:space="preserve">&gt; </w:t>
-      </w:r>
+      <w:pPr>
+        <w:ind w:left="360"/>
+      </w:pPr>
       <w:r>
         <w:rPr>
           <w:b/>
@@ -11243,8 +11504,10 @@
       <w:pPr>
         <w:pStyle w:val="Heading3"/>
       </w:pPr>
-      <w:r/>
-      <w:r>
+      <w:r>
+        <w:rPr>
+          <w:color w:val="1F4E79"/>
+        </w:rPr>
         <w:t>12.1 Cómo registrar un nuevo elemento de catálogo</w:t>
       </w:r>
     </w:p>
@@ -11369,9 +11632,9 @@
       </w:r>
     </w:p>
     <w:p>
-      <w:r>
-        <w:t xml:space="preserve">&gt; </w:t>
-      </w:r>
+      <w:pPr>
+        <w:ind w:left="360"/>
+      </w:pPr>
       <w:r>
         <w:rPr>
           <w:b/>
@@ -11386,8 +11649,10 @@
       <w:pPr>
         <w:pStyle w:val="Heading2"/>
       </w:pPr>
-      <w:r/>
-      <w:r>
+      <w:r>
+        <w:rPr>
+          <w:color w:val="1F4E79"/>
+        </w:rPr>
         <w:t>13. Reportes</w:t>
       </w:r>
     </w:p>
@@ -11409,7 +11674,6 @@
       <w:r>
         <w:rPr>
           <w:rFonts w:ascii="Consolas" w:hAnsi="Consolas"/>
-          <w:color w:val="C7254E"/>
         </w:rPr>
         <w:t>[Foto: pantalla de reportes con filtros]</w:t>
       </w:r>
@@ -11445,11 +11709,13 @@
             <w:r>
               <w:rPr>
                 <w:b/>
+                <w:color w:val="1F4E79"/>
               </w:rPr>
             </w:r>
             <w:r>
               <w:rPr>
                 <w:b/>
+                <w:color w:val="1F4E79"/>
               </w:rPr>
               <w:t>N.</w:t>
             </w:r>
@@ -11463,11 +11729,13 @@
             <w:r>
               <w:rPr>
                 <w:b/>
+                <w:color w:val="1F4E79"/>
               </w:rPr>
             </w:r>
             <w:r>
               <w:rPr>
                 <w:b/>
+                <w:color w:val="1F4E79"/>
               </w:rPr>
               <w:t>Campo</w:t>
             </w:r>
@@ -11481,11 +11749,13 @@
             <w:r>
               <w:rPr>
                 <w:b/>
+                <w:color w:val="1F4E79"/>
               </w:rPr>
             </w:r>
             <w:r>
               <w:rPr>
                 <w:b/>
+                <w:color w:val="1F4E79"/>
               </w:rPr>
               <w:t>Descripción</w:t>
             </w:r>
@@ -11706,9 +11976,9 @@
       </w:r>
     </w:p>
     <w:p>
-      <w:r>
-        <w:t xml:space="preserve">&gt; </w:t>
-      </w:r>
+      <w:pPr>
+        <w:ind w:left="360"/>
+      </w:pPr>
       <w:r>
         <w:rPr>
           <w:b/>
@@ -11723,14 +11993,19 @@
       <w:pPr>
         <w:pStyle w:val="Heading2"/>
       </w:pPr>
-      <w:r/>
-      <w:r>
+      <w:r>
+        <w:rPr>
+          <w:color w:val="1F4E79"/>
+        </w:rPr>
         <w:t>14. Configuración (resumen)</w:t>
       </w:r>
     </w:p>
     <w:p>
-      <w:r>
-        <w:t>&gt; Disponible para el rol Administrador.</w:t>
+      <w:pPr>
+        <w:ind w:left="360"/>
+      </w:pPr>
+      <w:r>
+        <w:t>Disponible para el rol Administrador.</w:t>
       </w:r>
     </w:p>
     <w:p>
@@ -11760,8 +12035,10 @@
       <w:pPr>
         <w:pStyle w:val="Heading2"/>
       </w:pPr>
-      <w:r/>
-      <w:r>
+      <w:r>
+        <w:rPr>
+          <w:color w:val="1F4E79"/>
+        </w:rPr>
         <w:t>15. Preguntas o incidencias comunes</w:t>
       </w:r>
     </w:p>
@@ -12142,8 +12419,10 @@
       <w:pPr>
         <w:pStyle w:val="Heading2"/>
       </w:pPr>
-      <w:r/>
-      <w:r>
+      <w:r>
+        <w:rPr>
+          <w:color w:val="1F4E79"/>
+        </w:rPr>
         <w:t>16. Glosario</w:t>
       </w:r>
     </w:p>
@@ -12414,11 +12693,13 @@
             <w:r>
               <w:rPr>
                 <w:b/>
+                <w:color w:val="1F4E79"/>
               </w:rPr>
             </w:r>
             <w:r>
               <w:rPr>
                 <w:b/>
+                <w:color w:val="1F4E79"/>
               </w:rPr>
               <w:t>Documento</w:t>
             </w:r>
@@ -12432,11 +12713,13 @@
             <w:r>
               <w:rPr>
                 <w:b/>
+                <w:color w:val="1F4E79"/>
               </w:rPr>
             </w:r>
             <w:r>
               <w:rPr>
                 <w:b/>
+                <w:color w:val="1F4E79"/>
               </w:rPr>
               <w:t>Código</w:t>
             </w:r>
@@ -12450,11 +12733,13 @@
             <w:r>
               <w:rPr>
                 <w:b/>
+                <w:color w:val="1F4E79"/>
               </w:rPr>
             </w:r>
             <w:r>
               <w:rPr>
                 <w:b/>
+                <w:color w:val="1F4E79"/>
               </w:rPr>
               <w:t>Versión</w:t>
             </w:r>
@@ -12468,11 +12753,13 @@
             <w:r>
               <w:rPr>
                 <w:b/>
+                <w:color w:val="1F4E79"/>
               </w:rPr>
             </w:r>
             <w:r>
               <w:rPr>
                 <w:b/>
+                <w:color w:val="1F4E79"/>
               </w:rPr>
               <w:t>Fecha</w:t>
             </w:r>
@@ -12486,11 +12773,13 @@
             <w:r>
               <w:rPr>
                 <w:b/>
+                <w:color w:val="1F4E79"/>
               </w:rPr>
             </w:r>
             <w:r>
               <w:rPr>
                 <w:b/>
+                <w:color w:val="1F4E79"/>
               </w:rPr>
               <w:t>Responsable</w:t>
             </w:r>
@@ -12504,11 +12793,13 @@
             <w:r>
               <w:rPr>
                 <w:b/>
+                <w:color w:val="1F4E79"/>
               </w:rPr>
             </w:r>
             <w:r>
               <w:rPr>
                 <w:b/>
+                <w:color w:val="1F4E79"/>
               </w:rPr>
               <w:t>Estado</w:t>
             </w:r>
